--- a/examples/tk1/report_tk1.docx
+++ b/examples/tk1/report_tk1.docx
@@ -21,9 +21,1006 @@
     <w:p>
       <w:r>
         <w:rPr>
+          <w:b/>
+        </w:rPr>
+        <w:t>Результат: Проверка пройдена. Ошибок: 0, предупреждений: 5.</w:t>
+      </w:r>
+    </w:p>
+    <w:p>
+      <w:r>
+        <w:rPr>
           <w:b w:val="0"/>
         </w:rPr>
-        <w:t>Отчёт не сформирован: запустите самопроверку комплекта (S19).</w:t>
+        <w:t>Длительность проверки: 252 мс; версия комплекта: —.</w:t>
+      </w:r>
+    </w:p>
+    <w:p>
+      <w:pPr>
+        <w:pStyle w:val="Heading2"/>
+      </w:pPr>
+      <w:r>
+        <w:t>Сводные показатели</w:t>
+      </w:r>
+    </w:p>
+    <w:tbl>
+      <w:tblPr>
+        <w:tblStyle w:val="TableGrid"/>
+        <w:tblW w:type="auto" w:w="0"/>
+        <w:tblLook w:firstColumn="1" w:firstRow="1" w:lastColumn="0" w:lastRow="0" w:noHBand="0" w:noVBand="1" w:val="04A0"/>
+      </w:tblPr>
+      <w:tblGrid>
+        <w:gridCol w:w="4320"/>
+        <w:gridCol w:w="4320"/>
+      </w:tblGrid>
+      <w:tr>
+        <w:tc>
+          <w:tcPr>
+            <w:tcW w:type="dxa" w:w="4320"/>
+          </w:tcPr>
+          <w:p>
+            <w:r>
+              <w:rPr>
+                <w:b/>
+              </w:rPr>
+              <w:t>Показатель</w:t>
+            </w:r>
+          </w:p>
+        </w:tc>
+        <w:tc>
+          <w:tcPr>
+            <w:tcW w:type="dxa" w:w="4320"/>
+          </w:tcPr>
+          <w:p>
+            <w:r>
+              <w:rPr>
+                <w:b/>
+              </w:rPr>
+              <w:t>Значение</w:t>
+            </w:r>
+          </w:p>
+        </w:tc>
+      </w:tr>
+      <w:tr>
+        <w:tc>
+          <w:tcPr>
+            <w:tcW w:type="dxa" w:w="4320"/>
+          </w:tcPr>
+          <w:p>
+            <w:r>
+              <w:rPr>
+                <w:b w:val="0"/>
+              </w:rPr>
+              <w:t>hours</w:t>
+            </w:r>
+          </w:p>
+        </w:tc>
+        <w:tc>
+          <w:tcPr>
+            <w:tcW w:type="dxa" w:w="4320"/>
+          </w:tcPr>
+          <w:p>
+            <w:r>
+              <w:rPr>
+                <w:b w:val="0"/>
+              </w:rPr>
+              <w:t>{"ok": true, "topics": 7, "checked": 12, "modules": 4}</w:t>
+            </w:r>
+          </w:p>
+        </w:tc>
+      </w:tr>
+      <w:tr>
+        <w:tc>
+          <w:tcPr>
+            <w:tcW w:type="dxa" w:w="4320"/>
+          </w:tcPr>
+          <w:p>
+            <w:r>
+              <w:rPr>
+                <w:b w:val="0"/>
+              </w:rPr>
+              <w:t>stage</w:t>
+            </w:r>
+          </w:p>
+        </w:tc>
+        <w:tc>
+          <w:tcPr>
+            <w:tcW w:type="dxa" w:w="4320"/>
+          </w:tcPr>
+          <w:p>
+            <w:r>
+              <w:rPr>
+                <w:b w:val="0"/>
+              </w:rPr>
+              <w:t>kit</w:t>
+            </w:r>
+          </w:p>
+        </w:tc>
+      </w:tr>
+      <w:tr>
+        <w:tc>
+          <w:tcPr>
+            <w:tcW w:type="dxa" w:w="4320"/>
+          </w:tcPr>
+          <w:p>
+            <w:r>
+              <w:rPr>
+                <w:b w:val="0"/>
+              </w:rPr>
+              <w:t>sample</w:t>
+            </w:r>
+          </w:p>
+        </w:tc>
+        <w:tc>
+          <w:tcPr>
+            <w:tcW w:type="dxa" w:w="4320"/>
+          </w:tcPr>
+          <w:p>
+            <w:r>
+              <w:rPr>
+                <w:b w:val="0"/>
+              </w:rPr>
+              <w:t>{"ok": true, "mismatches": 0}</w:t>
+            </w:r>
+          </w:p>
+        </w:tc>
+      </w:tr>
+      <w:tr>
+        <w:tc>
+          <w:tcPr>
+            <w:tcW w:type="dxa" w:w="4320"/>
+          </w:tcPr>
+          <w:p>
+            <w:r>
+              <w:rPr>
+                <w:b w:val="0"/>
+              </w:rPr>
+              <w:t>realism</w:t>
+            </w:r>
+          </w:p>
+        </w:tc>
+        <w:tc>
+          <w:tcPr>
+            <w:tcW w:type="dxa" w:w="4320"/>
+          </w:tcPr>
+          <w:p>
+            <w:r>
+              <w:rPr>
+                <w:b w:val="0"/>
+              </w:rPr>
+              <w:t>{"ok": true, "limits": {"outcomes_per_hour": 0.5, "experience_max_hours": 72}, "outcomes": 9}</w:t>
+            </w:r>
+          </w:p>
+        </w:tc>
+      </w:tr>
+      <w:tr>
+        <w:tc>
+          <w:tcPr>
+            <w:tcW w:type="dxa" w:w="4320"/>
+          </w:tcPr>
+          <w:p>
+            <w:r>
+              <w:rPr>
+                <w:b w:val="0"/>
+              </w:rPr>
+              <w:t>request</w:t>
+            </w:r>
+          </w:p>
+        </w:tc>
+        <w:tc>
+          <w:tcPr>
+            <w:tcW w:type="dxa" w:w="4320"/>
+          </w:tcPr>
+          <w:p>
+            <w:r>
+              <w:rPr>
+                <w:b w:val="0"/>
+              </w:rPr>
+              <w:t>{"ok": true, "slides_requested": true, "min_practice_share_pct": 50.0, "final_attestation_hours": 2}</w:t>
+            </w:r>
+          </w:p>
+        </w:tc>
+      </w:tr>
+      <w:tr>
+        <w:tc>
+          <w:tcPr>
+            <w:tcW w:type="dxa" w:w="4320"/>
+          </w:tcPr>
+          <w:p>
+            <w:r>
+              <w:rPr>
+                <w:b w:val="0"/>
+              </w:rPr>
+              <w:t>skipped</w:t>
+            </w:r>
+          </w:p>
+        </w:tc>
+        <w:tc>
+          <w:tcPr>
+            <w:tcW w:type="dxa" w:w="4320"/>
+          </w:tcPr>
+          <w:p>
+            <w:r>
+              <w:rPr>
+                <w:b w:val="0"/>
+              </w:rPr>
+              <w:t>["V-SVC-01", "V-ACT-01", "V-PLG-01", "V-SMP-01"]</w:t>
+            </w:r>
+          </w:p>
+        </w:tc>
+      </w:tr>
+      <w:tr>
+        <w:tc>
+          <w:tcPr>
+            <w:tcW w:type="dxa" w:w="4320"/>
+          </w:tcPr>
+          <w:p>
+            <w:r>
+              <w:rPr>
+                <w:b w:val="0"/>
+              </w:rPr>
+              <w:t>sources</w:t>
+            </w:r>
+          </w:p>
+        </w:tc>
+        <w:tc>
+          <w:tcPr>
+            <w:tcW w:type="dxa" w:w="4320"/>
+          </w:tcPr>
+          <w:p>
+            <w:r>
+              <w:rPr>
+                <w:b w:val="0"/>
+              </w:rPr>
+              <w:t>{"ok": true, "outdated": 0, "services": {"ok": true, "checked": 0}, "verified": 2, "not_found": 0, "unverified": 1}</w:t>
+            </w:r>
+          </w:p>
+        </w:tc>
+      </w:tr>
+      <w:tr>
+        <w:tc>
+          <w:tcPr>
+            <w:tcW w:type="dxa" w:w="4320"/>
+          </w:tcPr>
+          <w:p>
+            <w:r>
+              <w:rPr>
+                <w:b w:val="0"/>
+              </w:rPr>
+              <w:t>coverage</w:t>
+            </w:r>
+          </w:p>
+        </w:tc>
+        <w:tc>
+          <w:tcPr>
+            <w:tcW w:type="dxa" w:w="4320"/>
+          </w:tcPr>
+          <w:p>
+            <w:r>
+              <w:rPr>
+                <w:b w:val="0"/>
+              </w:rPr>
+              <w:t>{"ok": true, "outcomes": 9, "duplicates": {"ok": true, "count": 0, "embeddings_used": false, "cosine_threshold": 0.92}, "min_assessments": 2}</w:t>
+            </w:r>
+          </w:p>
+        </w:tc>
+      </w:tr>
+      <w:tr>
+        <w:tc>
+          <w:tcPr>
+            <w:tcW w:type="dxa" w:w="4320"/>
+          </w:tcPr>
+          <w:p>
+            <w:r>
+              <w:rPr>
+                <w:b w:val="0"/>
+              </w:rPr>
+              <w:t>language</w:t>
+            </w:r>
+          </w:p>
+        </w:tc>
+        <w:tc>
+          <w:tcPr>
+            <w:tcW w:type="dxa" w:w="4320"/>
+          </w:tcPr>
+          <w:p>
+            <w:r>
+              <w:rPr>
+                <w:b w:val="0"/>
+              </w:rPr>
+              <w:t>{"ok": true, "checked": 574, "min_cyrillic_share": 0.6}</w:t>
+            </w:r>
+          </w:p>
+        </w:tc>
+      </w:tr>
+      <w:tr>
+        <w:tc>
+          <w:tcPr>
+            <w:tcW w:type="dxa" w:w="4320"/>
+          </w:tcPr>
+          <w:p>
+            <w:r>
+              <w:rPr>
+                <w:b w:val="0"/>
+              </w:rPr>
+              <w:t>services</w:t>
+            </w:r>
+          </w:p>
+        </w:tc>
+        <w:tc>
+          <w:tcPr>
+            <w:tcW w:type="dxa" w:w="4320"/>
+          </w:tcPr>
+          <w:p>
+            <w:r>
+              <w:rPr>
+                <w:b w:val="0"/>
+              </w:rPr>
+              <w:t>{"ok": true, "checked": 0}</w:t>
+            </w:r>
+          </w:p>
+        </w:tc>
+      </w:tr>
+      <w:tr>
+        <w:tc>
+          <w:tcPr>
+            <w:tcW w:type="dxa" w:w="4320"/>
+          </w:tcPr>
+          <w:p>
+            <w:r>
+              <w:rPr>
+                <w:b w:val="0"/>
+              </w:rPr>
+              <w:t>template</w:t>
+            </w:r>
+          </w:p>
+        </w:tc>
+        <w:tc>
+          <w:tcPr>
+            <w:tcW w:type="dxa" w:w="4320"/>
+          </w:tcPr>
+          <w:p>
+            <w:r>
+              <w:rPr>
+                <w:b w:val="0"/>
+              </w:rPr>
+              <w:t>{"ok": true, "empty": [], "filled": 17, "deferred": [], "sections_total": 17}</w:t>
+            </w:r>
+          </w:p>
+        </w:tc>
+      </w:tr>
+      <w:tr>
+        <w:tc>
+          <w:tcPr>
+            <w:tcW w:type="dxa" w:w="4320"/>
+          </w:tcPr>
+          <w:p>
+            <w:r>
+              <w:rPr>
+                <w:b w:val="0"/>
+              </w:rPr>
+              <w:t>acr_export</w:t>
+            </w:r>
+          </w:p>
+        </w:tc>
+        <w:tc>
+          <w:tcPr>
+            <w:tcW w:type="dxa" w:w="4320"/>
+          </w:tcPr>
+          <w:p>
+            <w:r>
+              <w:rPr>
+                <w:b w:val="0"/>
+              </w:rPr>
+              <w:t>{"ok": true, "reference": "data/templates/acr_dop_intensive_ai_24h.txt", "missing_count": 0, "expected_sections": 23}</w:t>
+            </w:r>
+          </w:p>
+        </w:tc>
+      </w:tr>
+      <w:tr>
+        <w:tc>
+          <w:tcPr>
+            <w:tcW w:type="dxa" w:w="4320"/>
+          </w:tcPr>
+          <w:p>
+            <w:r>
+              <w:rPr>
+                <w:b w:val="0"/>
+              </w:rPr>
+              <w:t>duplicates</w:t>
+            </w:r>
+          </w:p>
+        </w:tc>
+        <w:tc>
+          <w:tcPr>
+            <w:tcW w:type="dxa" w:w="4320"/>
+          </w:tcPr>
+          <w:p>
+            <w:r>
+              <w:rPr>
+                <w:b w:val="0"/>
+              </w:rPr>
+              <w:t>{"ok": true, "count": 0, "embeddings_used": false, "cosine_threshold": 0.92}</w:t>
+            </w:r>
+          </w:p>
+        </w:tc>
+      </w:tr>
+      <w:tr>
+        <w:tc>
+          <w:tcPr>
+            <w:tcW w:type="dxa" w:w="4320"/>
+          </w:tcPr>
+          <w:p>
+            <w:r>
+              <w:rPr>
+                <w:b w:val="0"/>
+              </w:rPr>
+              <w:t>plagiarism</w:t>
+            </w:r>
+          </w:p>
+        </w:tc>
+        <w:tc>
+          <w:tcPr>
+            <w:tcW w:type="dxa" w:w="4320"/>
+          </w:tcPr>
+          <w:p>
+            <w:r>
+              <w:rPr>
+                <w:b w:val="0"/>
+              </w:rPr>
+              <w:t>{"ok": true, "ngram": 5, "threshold": 0.15, "max_overlap": 0.0}</w:t>
+            </w:r>
+          </w:p>
+        </w:tc>
+      </w:tr>
+      <w:tr>
+        <w:tc>
+          <w:tcPr>
+            <w:tcW w:type="dxa" w:w="4320"/>
+          </w:tcPr>
+          <w:p>
+            <w:r>
+              <w:rPr>
+                <w:b w:val="0"/>
+              </w:rPr>
+              <w:t>content_quality</w:t>
+            </w:r>
+          </w:p>
+        </w:tc>
+        <w:tc>
+          <w:tcPr>
+            <w:tcW w:type="dxa" w:w="4320"/>
+          </w:tcPr>
+          <w:p>
+            <w:r>
+              <w:rPr>
+                <w:b w:val="0"/>
+              </w:rPr>
+              <w:t>{"ok": true, "content_checks": 0}</w:t>
+            </w:r>
+          </w:p>
+        </w:tc>
+      </w:tr>
+    </w:tbl>
+    <w:p>
+      <w:pPr>
+        <w:pStyle w:val="Heading2"/>
+      </w:pPr>
+      <w:r>
+        <w:t>Замечания</w:t>
+      </w:r>
+    </w:p>
+    <w:tbl>
+      <w:tblPr>
+        <w:tblStyle w:val="TableGrid"/>
+        <w:tblW w:type="auto" w:w="0"/>
+        <w:tblLook w:firstColumn="1" w:firstRow="1" w:lastColumn="0" w:lastRow="0" w:noHBand="0" w:noVBand="1" w:val="04A0"/>
+      </w:tblPr>
+      <w:tblGrid>
+        <w:gridCol w:w="1728"/>
+        <w:gridCol w:w="1728"/>
+        <w:gridCol w:w="1728"/>
+        <w:gridCol w:w="1728"/>
+        <w:gridCol w:w="1728"/>
+      </w:tblGrid>
+      <w:tr>
+        <w:tc>
+          <w:tcPr>
+            <w:tcW w:type="dxa" w:w="1728"/>
+          </w:tcPr>
+          <w:p>
+            <w:r>
+              <w:rPr>
+                <w:b/>
+              </w:rPr>
+              <w:t>Правило</w:t>
+            </w:r>
+          </w:p>
+        </w:tc>
+        <w:tc>
+          <w:tcPr>
+            <w:tcW w:type="dxa" w:w="1728"/>
+          </w:tcPr>
+          <w:p>
+            <w:r>
+              <w:rPr>
+                <w:b/>
+              </w:rPr>
+              <w:t>Серьёзность</w:t>
+            </w:r>
+          </w:p>
+        </w:tc>
+        <w:tc>
+          <w:tcPr>
+            <w:tcW w:type="dxa" w:w="1728"/>
+          </w:tcPr>
+          <w:p>
+            <w:r>
+              <w:rPr>
+                <w:b/>
+              </w:rPr>
+              <w:t>Объект</w:t>
+            </w:r>
+          </w:p>
+        </w:tc>
+        <w:tc>
+          <w:tcPr>
+            <w:tcW w:type="dxa" w:w="1728"/>
+          </w:tcPr>
+          <w:p>
+            <w:r>
+              <w:rPr>
+                <w:b/>
+              </w:rPr>
+              <w:t>Сообщение</w:t>
+            </w:r>
+          </w:p>
+        </w:tc>
+        <w:tc>
+          <w:tcPr>
+            <w:tcW w:type="dxa" w:w="1728"/>
+          </w:tcPr>
+          <w:p>
+            <w:r>
+              <w:rPr>
+                <w:b/>
+              </w:rPr>
+              <w:t>Подсказка</w:t>
+            </w:r>
+          </w:p>
+        </w:tc>
+      </w:tr>
+      <w:tr>
+        <w:tc>
+          <w:tcPr>
+            <w:tcW w:type="dxa" w:w="1728"/>
+          </w:tcPr>
+          <w:p>
+            <w:r>
+              <w:rPr>
+                <w:b w:val="0"/>
+              </w:rPr>
+              <w:t>V-COV-03</w:t>
+            </w:r>
+          </w:p>
+        </w:tc>
+        <w:tc>
+          <w:tcPr>
+            <w:tcW w:type="dxa" w:w="1728"/>
+          </w:tcPr>
+          <w:p>
+            <w:r>
+              <w:rPr>
+                <w:b w:val="0"/>
+              </w:rPr>
+              <w:t>предупреждение</w:t>
+            </w:r>
+          </w:p>
+        </w:tc>
+        <w:tc>
+          <w:tcPr>
+            <w:tcW w:type="dxa" w:w="1728"/>
+          </w:tcPr>
+          <w:p>
+            <w:r>
+              <w:rPr>
+                <w:b w:val="0"/>
+              </w:rPr>
+              <w:t>C1</w:t>
+            </w:r>
+          </w:p>
+        </w:tc>
+        <w:tc>
+          <w:tcPr>
+            <w:tcW w:type="dxa" w:w="1728"/>
+          </w:tcPr>
+          <w:p>
+            <w:r>
+              <w:rPr>
+                <w:b w:val="0"/>
+              </w:rPr>
+              <w:t>У компетенции C1 «Основы программирования на Python» нет результатов: практический опыт — дополните карту компетенций (З/У/Н)</w:t>
+            </w:r>
+          </w:p>
+        </w:tc>
+        <w:tc>
+          <w:tcPr>
+            <w:tcW w:type="dxa" w:w="1728"/>
+          </w:tcPr>
+          <w:p>
+            <w:r>
+              <w:rPr>
+                <w:b w:val="0"/>
+              </w:rPr>
+            </w:r>
+          </w:p>
+        </w:tc>
+      </w:tr>
+      <w:tr>
+        <w:tc>
+          <w:tcPr>
+            <w:tcW w:type="dxa" w:w="1728"/>
+          </w:tcPr>
+          <w:p>
+            <w:r>
+              <w:rPr>
+                <w:b w:val="0"/>
+              </w:rPr>
+              <w:t>V-COV-03</w:t>
+            </w:r>
+          </w:p>
+        </w:tc>
+        <w:tc>
+          <w:tcPr>
+            <w:tcW w:type="dxa" w:w="1728"/>
+          </w:tcPr>
+          <w:p>
+            <w:r>
+              <w:rPr>
+                <w:b w:val="0"/>
+              </w:rPr>
+              <w:t>предупреждение</w:t>
+            </w:r>
+          </w:p>
+        </w:tc>
+        <w:tc>
+          <w:tcPr>
+            <w:tcW w:type="dxa" w:w="1728"/>
+          </w:tcPr>
+          <w:p>
+            <w:r>
+              <w:rPr>
+                <w:b w:val="0"/>
+              </w:rPr>
+              <w:t>C2</w:t>
+            </w:r>
+          </w:p>
+        </w:tc>
+        <w:tc>
+          <w:tcPr>
+            <w:tcW w:type="dxa" w:w="1728"/>
+          </w:tcPr>
+          <w:p>
+            <w:r>
+              <w:rPr>
+                <w:b w:val="0"/>
+              </w:rPr>
+              <w:t>У компетенции C2 «Основы алгоритмизации и логического мышления» нет результатов: практический опыт — дополните карту компетенций (З/У/Н)</w:t>
+            </w:r>
+          </w:p>
+        </w:tc>
+        <w:tc>
+          <w:tcPr>
+            <w:tcW w:type="dxa" w:w="1728"/>
+          </w:tcPr>
+          <w:p>
+            <w:r>
+              <w:rPr>
+                <w:b w:val="0"/>
+              </w:rPr>
+            </w:r>
+          </w:p>
+        </w:tc>
+      </w:tr>
+      <w:tr>
+        <w:tc>
+          <w:tcPr>
+            <w:tcW w:type="dxa" w:w="1728"/>
+          </w:tcPr>
+          <w:p>
+            <w:r>
+              <w:rPr>
+                <w:b w:val="0"/>
+              </w:rPr>
+              <w:t>V-COV-03</w:t>
+            </w:r>
+          </w:p>
+        </w:tc>
+        <w:tc>
+          <w:tcPr>
+            <w:tcW w:type="dxa" w:w="1728"/>
+          </w:tcPr>
+          <w:p>
+            <w:r>
+              <w:rPr>
+                <w:b w:val="0"/>
+              </w:rPr>
+              <w:t>предупреждение</w:t>
+            </w:r>
+          </w:p>
+        </w:tc>
+        <w:tc>
+          <w:tcPr>
+            <w:tcW w:type="dxa" w:w="1728"/>
+          </w:tcPr>
+          <w:p>
+            <w:r>
+              <w:rPr>
+                <w:b w:val="0"/>
+              </w:rPr>
+              <w:t>C3</w:t>
+            </w:r>
+          </w:p>
+        </w:tc>
+        <w:tc>
+          <w:tcPr>
+            <w:tcW w:type="dxa" w:w="1728"/>
+          </w:tcPr>
+          <w:p>
+            <w:r>
+              <w:rPr>
+                <w:b w:val="0"/>
+              </w:rPr>
+              <w:t>У компетенции C3 «Основы тестирования и отладки программ» нет результатов: практический опыт — дополните карту компетенций (З/У/Н)</w:t>
+            </w:r>
+          </w:p>
+        </w:tc>
+        <w:tc>
+          <w:tcPr>
+            <w:tcW w:type="dxa" w:w="1728"/>
+          </w:tcPr>
+          <w:p>
+            <w:r>
+              <w:rPr>
+                <w:b w:val="0"/>
+              </w:rPr>
+            </w:r>
+          </w:p>
+        </w:tc>
+      </w:tr>
+      <w:tr>
+        <w:tc>
+          <w:tcPr>
+            <w:tcW w:type="dxa" w:w="1728"/>
+          </w:tcPr>
+          <w:p>
+            <w:r>
+              <w:rPr>
+                <w:b w:val="0"/>
+              </w:rPr>
+              <w:t>V-SRC-04</w:t>
+            </w:r>
+          </w:p>
+        </w:tc>
+        <w:tc>
+          <w:tcPr>
+            <w:tcW w:type="dxa" w:w="1728"/>
+          </w:tcPr>
+          <w:p>
+            <w:r>
+              <w:rPr>
+                <w:b w:val="0"/>
+              </w:rPr>
+              <w:t>предупреждение</w:t>
+            </w:r>
+          </w:p>
+        </w:tc>
+        <w:tc>
+          <w:tcPr>
+            <w:tcW w:type="dxa" w:w="1728"/>
+          </w:tcPr>
+          <w:p>
+            <w:r>
+              <w:rPr>
+                <w:b w:val="0"/>
+              </w:rPr>
+              <w:t>SRC-05</w:t>
+            </w:r>
+          </w:p>
+        </w:tc>
+        <w:tc>
+          <w:tcPr>
+            <w:tcW w:type="dxa" w:w="1728"/>
+          </w:tcPr>
+          <w:p>
+            <w:r>
+              <w:rPr>
+                <w:b w:val="0"/>
+              </w:rPr>
+              <w:t>Источник «Бизли Д. Python. Подробный справочник. 4-е изд. — СПб.: Символ-Плюс, 2020. — 864 с.» не подтверждён — проверьте вручную (в документе будет пометка «не подтверждено»)</w:t>
+            </w:r>
+          </w:p>
+        </w:tc>
+        <w:tc>
+          <w:tcPr>
+            <w:tcW w:type="dxa" w:w="1728"/>
+          </w:tcPr>
+          <w:p>
+            <w:r>
+              <w:rPr>
+                <w:b w:val="0"/>
+              </w:rPr>
+            </w:r>
+          </w:p>
+        </w:tc>
+      </w:tr>
+      <w:tr>
+        <w:tc>
+          <w:tcPr>
+            <w:tcW w:type="dxa" w:w="1728"/>
+          </w:tcPr>
+          <w:p>
+            <w:r>
+              <w:rPr>
+                <w:b w:val="0"/>
+              </w:rPr>
+              <w:t>V-REA-01</w:t>
+            </w:r>
+          </w:p>
+        </w:tc>
+        <w:tc>
+          <w:tcPr>
+            <w:tcW w:type="dxa" w:w="1728"/>
+          </w:tcPr>
+          <w:p>
+            <w:r>
+              <w:rPr>
+                <w:b w:val="0"/>
+              </w:rPr>
+              <w:t>предупреждение</w:t>
+            </w:r>
+          </w:p>
+        </w:tc>
+        <w:tc>
+          <w:tcPr>
+            <w:tcW w:type="dxa" w:w="1728"/>
+          </w:tcPr>
+          <w:p>
+            <w:r>
+              <w:rPr>
+                <w:b w:val="0"/>
+              </w:rPr>
+            </w:r>
+          </w:p>
+        </w:tc>
+        <w:tc>
+          <w:tcPr>
+            <w:tcW w:type="dxa" w:w="1728"/>
+          </w:tcPr>
+          <w:p>
+            <w:r>
+              <w:rPr>
+                <w:b w:val="0"/>
+              </w:rPr>
+              <w:t>Результатов обучения 9 на 16 ч — меньше 2 ч на результат; укрупните формулировки или добавьте часы (разрыв с пожеланием покажите в отчёте)</w:t>
+            </w:r>
+          </w:p>
+        </w:tc>
+        <w:tc>
+          <w:tcPr>
+            <w:tcW w:type="dxa" w:w="1728"/>
+          </w:tcPr>
+          <w:p>
+            <w:r>
+              <w:rPr>
+                <w:b w:val="0"/>
+              </w:rPr>
+            </w:r>
+          </w:p>
+        </w:tc>
+      </w:tr>
+    </w:tbl>
+    <w:p>
+      <w:pPr>
+        <w:pStyle w:val="Heading2"/>
+      </w:pPr>
+      <w:r>
+        <w:t>Допущения</w:t>
+      </w:r>
+    </w:p>
+    <w:p>
+      <w:r>
+        <w:rPr>
+          <w:b w:val="0"/>
+        </w:rPr>
+        <w:t>Допущения не зафиксированы.</w:t>
+      </w:r>
+    </w:p>
+    <w:p>
+      <w:pPr>
+        <w:pStyle w:val="Heading2"/>
+      </w:pPr>
+      <w:r>
+        <w:t>Найденные ошибки образца</w:t>
+      </w:r>
+    </w:p>
+    <w:p>
+      <w:r>
+        <w:rPr>
+          <w:b w:val="0"/>
+        </w:rPr>
+        <w:t>Ошибки образца не обнаружены.</w:t>
+      </w:r>
+    </w:p>
+    <w:p>
+      <w:pPr>
+        <w:pStyle w:val="Heading2"/>
+      </w:pPr>
+      <w:r>
+        <w:t>Разрывы (gaps)</w:t>
+      </w:r>
+    </w:p>
+    <w:p>
+      <w:pPr>
+        <w:pStyle w:val="ListBullet"/>
+      </w:pPr>
+      <w:r>
+        <w:t>Не указано точное количество часов практики (только доля)</w:t>
+      </w:r>
+    </w:p>
+    <w:p>
+      <w:pPr>
+        <w:pStyle w:val="ListBullet"/>
+      </w:pPr>
+      <w:r>
+        <w:t>Нет уточнения по распределению тем между теорией и практикой</w:t>
+      </w:r>
+    </w:p>
+    <w:p>
+      <w:pPr>
+        <w:pStyle w:val="ListBullet"/>
+      </w:pPr>
+      <w:r>
+        <w:t>Не заданы критерии оценки итогового теста и проекта</w:t>
+      </w:r>
+    </w:p>
+    <w:p>
+      <w:pPr>
+        <w:pStyle w:val="ListBullet"/>
+      </w:pPr>
+      <w:r>
+        <w:t>T3.1: сложность 1 поднята до 2 (V-SEQ-01: сложность не убывает по программе)</w:t>
+      </w:r>
+    </w:p>
+    <w:p>
+      <w:pPr>
+        <w:pStyle w:val="ListBullet"/>
+      </w:pPr>
+      <w:r>
+        <w:t>T1.4 объединена с T1.3: тем больше, чем занятий по 2 ч (7)</w:t>
+      </w:r>
+    </w:p>
+    <w:p>
+      <w:pPr>
+        <w:pStyle w:val="ListBullet"/>
+      </w:pPr>
+      <w:r>
+        <w:t>T1.3 объединена с T1.2: тем больше, чем занятий по 2 ч (7)</w:t>
+      </w:r>
+    </w:p>
+    <w:p>
+      <w:pPr>
+        <w:pStyle w:val="ListBullet"/>
+      </w:pPr>
+      <w:r>
+        <w:t>T1.2 объединена с T1.1: тем больше, чем занятий по 2 ч (7)</w:t>
+      </w:r>
+    </w:p>
+    <w:p>
+      <w:pPr>
+        <w:pStyle w:val="ListBullet"/>
+      </w:pPr>
+      <w:r>
+        <w:t>LO1.2: детерминированно привязан к практической теме T1.1 (V-COV-01)</w:t>
       </w:r>
     </w:p>
     <w:sectPr>
